--- a/asset/desa/SKU New.docx
+++ b/asset/desa/SKU New.docx
@@ -33,7 +33,7 @@
                 <w:noProof/>
                 <w:lang w:val="en-ID" w:eastAsia="en-ID"/>
               </w:rPr>
-              <w:pict>
+              <w:pict w14:anchorId="2B23538A">
                 <v:shapetype id="_x0000_t75" coordsize="21600,21600" o:spt="75" o:preferrelative="t" path="m@4@5l@4@11@9@11@9@5xe" filled="f" stroked="f">
                   <v:stroke joinstyle="miter"/>
                   <v:formulas>
@@ -194,7 +194,7 @@
         <w:rPr>
           <w:lang w:val="en-ID" w:eastAsia="en-ID"/>
         </w:rPr>
-        <w:pict>
+        <w:pict w14:anchorId="0548AE14">
           <v:line id="_x0000_s1035" style="position:absolute;flip:y;z-index:251659264;mso-position-horizontal-relative:text;mso-position-vertical-relative:text" from="-6.4pt,-6.65pt" to="522.15pt,-6.65pt" strokeweight="4.5pt">
             <v:stroke linestyle="thinThick"/>
           </v:line>
@@ -254,7 +254,7 @@
           <w:sz w:val="22"/>
           <w:szCs w:val="22"/>
         </w:rPr>
-        <w:t>100.2.3.2</w:t>
+        <w:t>${NOMOR_SURAT}</w:t>
       </w:r>
       <w:r>
         <w:rPr>
@@ -263,7 +263,7 @@
           <w:sz w:val="22"/>
           <w:szCs w:val="22"/>
         </w:rPr>
-        <w:t>/</w:t>
+        <w:t> </w:t>
       </w:r>
       <w:r>
         <w:rPr>
@@ -272,7 +272,7 @@
           <w:sz w:val="22"/>
           <w:szCs w:val="22"/>
         </w:rPr>
-        <w:t xml:space="preserve">        /pemdes</w:t>
+        <w:t xml:space="preserve"> </w:t>
       </w:r>
       <w:r>
         <w:rPr>
@@ -281,7 +281,7 @@
           <w:sz w:val="22"/>
           <w:szCs w:val="22"/>
         </w:rPr>
-        <w:t>/</w:t>
+        <w:t> </w:t>
       </w:r>
       <w:r>
         <w:rPr>
@@ -290,7 +290,7 @@
           <w:sz w:val="22"/>
           <w:szCs w:val="22"/>
         </w:rPr>
-        <w:t>20</w:t>
+        <w:t> </w:t>
       </w:r>
       <w:r>
         <w:rPr>
@@ -299,7 +299,7 @@
           <w:sz w:val="22"/>
           <w:szCs w:val="22"/>
         </w:rPr>
-        <w:t>2</w:t>
+        <w:t> </w:t>
       </w:r>
       <w:r>
         <w:rPr>
@@ -308,7 +308,7 @@
           <w:sz w:val="22"/>
           <w:szCs w:val="22"/>
         </w:rPr>
-        <w:t>6</w:t>
+        <w:t> </w:t>
       </w:r>
     </w:p>
     <w:p>
@@ -413,7 +413,7 @@
           <w:b/>
           <w:lang w:val="sv-SE"/>
         </w:rPr>
-        <w:t>EMAN HERMANSYAH,SE</w:t>
+        <w:t>${KEPALA_DESA}</w:t>
       </w:r>
       <w:r>
         <w:rPr>
@@ -483,7 +483,7 @@
           <w:rFonts w:ascii="Bookman Old Style" w:hAnsi="Bookman Old Style" w:cs="Arial"/>
           <w:lang w:val="sv-SE"/>
         </w:rPr>
-        <w:t>Sekretaris</w:t>
+        <w:t>Kepala</w:t>
       </w:r>
       <w:r>
         <w:rPr>
@@ -591,7 +591,7 @@
           <w:rFonts w:ascii="Bookman Old Style" w:hAnsi="Bookman Old Style" w:cs="Arial"/>
           <w:b/>
         </w:rPr>
-        <w:t>SURYANA</w:t>
+        <w:t>${NAMA_LENGKAP}</w:t>
       </w:r>
       <w:r>
         <w:rPr>
@@ -677,13 +677,7 @@
         <w:rPr>
           <w:rFonts w:ascii="Bookman Old Style" w:hAnsi="Bookman Old Style" w:cs="Arial"/>
         </w:rPr>
-        <w:t>320240</w:t>
-      </w:r>
-      <w:r>
-        <w:rPr>
-          <w:rFonts w:ascii="Bookman Old Style" w:hAnsi="Bookman Old Style" w:cs="Arial"/>
-        </w:rPr>
-        <w:t>1906730003</w:t>
+        <w:t>${NIK}</w:t>
       </w:r>
     </w:p>
     <w:p>
@@ -738,7 +732,7 @@
           <w:rFonts w:ascii="Bookman Old Style" w:hAnsi="Bookman Old Style" w:cs="Arial"/>
           <w:lang w:val="fi-FI"/>
         </w:rPr>
-        <w:t xml:space="preserve">Laki- laki </w:t>
+        <w:t xml:space="preserve">${JENIS_KELAMIN} </w:t>
       </w:r>
       <w:r>
         <w:rPr>
@@ -819,13 +813,7 @@
         <w:rPr>
           <w:rFonts w:ascii="Bookman Old Style" w:hAnsi="Bookman Old Style" w:cs="Arial"/>
         </w:rPr>
-        <w:t xml:space="preserve">Sukabumi, </w:t>
-      </w:r>
-      <w:r>
-        <w:rPr>
-          <w:rFonts w:ascii="Bookman Old Style" w:hAnsi="Bookman Old Style" w:cs="Arial"/>
-        </w:rPr>
-        <w:t>19 Juni 1973</w:t>
+        <w:t>${TTL}</w:t>
       </w:r>
     </w:p>
     <w:p>
@@ -927,7 +915,7 @@
           <w:rFonts w:ascii="Bookman Old Style" w:hAnsi="Bookman Old Style" w:cs="Arial"/>
           <w:lang w:val="sv-SE"/>
         </w:rPr>
-        <w:t xml:space="preserve">Kawin </w:t>
+        <w:t xml:space="preserve">${STATUS_PERKAWINAN} </w:t>
       </w:r>
     </w:p>
     <w:p>
@@ -974,7 +962,7 @@
           <w:rFonts w:ascii="Bookman Old Style" w:hAnsi="Bookman Old Style" w:cs="Arial"/>
           <w:lang w:val="sv-SE"/>
         </w:rPr>
-        <w:t>: Islam</w:t>
+        <w:t>: ${AGAMA}</w:t>
       </w:r>
     </w:p>
     <w:p>
@@ -1028,7 +1016,7 @@
           <w:rFonts w:ascii="Bookman Old Style" w:hAnsi="Bookman Old Style" w:cs="Arial"/>
           <w:lang w:val="sv-SE"/>
         </w:rPr>
-        <w:t xml:space="preserve">Buruh harian lepas </w:t>
+        <w:t xml:space="preserve">${PEKERJAAN} </w:t>
       </w:r>
     </w:p>
     <w:p>
@@ -1081,15 +1069,7 @@
           <w:color w:val="000000"/>
           <w:lang w:val="sv-SE"/>
         </w:rPr>
-        <w:t xml:space="preserve">Kp. </w:t>
-      </w:r>
-      <w:r>
-        <w:rPr>
-          <w:rFonts w:ascii="Bookman Old Style" w:hAnsi="Bookman Old Style" w:cs="Arial"/>
-          <w:color w:val="000000"/>
-          <w:lang w:val="sv-SE"/>
-        </w:rPr>
-        <w:t xml:space="preserve">Caringin </w:t>
+        <w:t xml:space="preserve">${ALAMAT_LENGKAP}</w:t>
       </w:r>
       <w:r>
         <w:rPr>
@@ -1118,30 +1098,8 @@
       <w:r>
         <w:rPr>
           <w:rFonts w:ascii="Bookman Old Style" w:hAnsi="Bookman Old Style" w:cs="Arial"/>
-        </w:rPr>
-        <w:t>RT.</w:t>
-      </w:r>
-      <w:r>
-        <w:rPr>
-          <w:rFonts w:ascii="Bookman Old Style" w:hAnsi="Bookman Old Style" w:cs="Arial"/>
-        </w:rPr>
-        <w:t>0</w:t>
-      </w:r>
-      <w:r>
-        <w:rPr>
-          <w:rFonts w:ascii="Bookman Old Style" w:hAnsi="Bookman Old Style" w:cs="Arial"/>
-        </w:rPr>
-        <w:t>2</w:t>
-      </w:r>
-      <w:r>
-        <w:rPr>
-          <w:rFonts w:ascii="Bookman Old Style" w:hAnsi="Bookman Old Style" w:cs="Arial"/>
-        </w:rPr>
-        <w:t>0</w:t>
-      </w:r>
-      <w:r>
-        <w:rPr>
-          <w:rFonts w:ascii="Bookman Old Style" w:hAnsi="Bookman Old Style" w:cs="Arial"/>
+          <w:color w:val="000000"/>
+          <w:lang w:val="sv-SE"/>
         </w:rPr>
         <w:t xml:space="preserve"> </w:t>
       </w:r>
@@ -1149,13 +1107,25 @@
         <w:rPr>
           <w:rFonts w:ascii="Bookman Old Style" w:hAnsi="Bookman Old Style" w:cs="Arial"/>
         </w:rPr>
-        <w:t>Rw 00</w:t>
-      </w:r>
-      <w:r>
-        <w:rPr>
-          <w:rFonts w:ascii="Bookman Old Style" w:hAnsi="Bookman Old Style" w:cs="Arial"/>
-        </w:rPr>
-        <w:t>6</w:t>
+        <w:t> </w:t>
+      </w:r>
+      <w:r>
+        <w:rPr>
+          <w:rFonts w:ascii="Bookman Old Style" w:hAnsi="Bookman Old Style" w:cs="Arial"/>
+        </w:rPr>
+        <w:t> </w:t>
+      </w:r>
+      <w:r>
+        <w:rPr>
+          <w:rFonts w:ascii="Bookman Old Style" w:hAnsi="Bookman Old Style" w:cs="Arial"/>
+        </w:rPr>
+        <w:t> </w:t>
+      </w:r>
+      <w:r>
+        <w:rPr>
+          <w:rFonts w:ascii="Bookman Old Style" w:hAnsi="Bookman Old Style" w:cs="Arial"/>
+        </w:rPr>
+        <w:t> </w:t>
       </w:r>
       <w:r>
         <w:rPr>
@@ -1166,16 +1136,34 @@
       <w:r>
         <w:rPr>
           <w:rFonts w:ascii="Bookman Old Style" w:hAnsi="Bookman Old Style" w:cs="Arial"/>
-          <w:color w:val="000000"/>
-        </w:rPr>
-        <w:t xml:space="preserve">Desa </w:t>
-      </w:r>
-      <w:r>
-        <w:rPr>
-          <w:rFonts w:ascii="Bookman Old Style" w:hAnsi="Bookman Old Style" w:cs="Arial"/>
-          <w:color w:val="000000"/>
-        </w:rPr>
-        <w:t xml:space="preserve">Caringin </w:t>
+        </w:rPr>
+        <w:t> </w:t>
+      </w:r>
+      <w:r>
+        <w:rPr>
+          <w:rFonts w:ascii="Bookman Old Style" w:hAnsi="Bookman Old Style" w:cs="Arial"/>
+        </w:rPr>
+        <w:t> </w:t>
+      </w:r>
+      <w:r>
+        <w:rPr>
+          <w:rFonts w:ascii="Bookman Old Style" w:hAnsi="Bookman Old Style" w:cs="Arial"/>
+        </w:rPr>
+        <w:t xml:space="preserve"> </w:t>
+      </w:r>
+      <w:r>
+        <w:rPr>
+          <w:rFonts w:ascii="Bookman Old Style" w:hAnsi="Bookman Old Style" w:cs="Arial"/>
+          <w:color w:val="000000"/>
+        </w:rPr>
+        <w:t xml:space="preserve"> </w:t>
+      </w:r>
+      <w:r>
+        <w:rPr>
+          <w:rFonts w:ascii="Bookman Old Style" w:hAnsi="Bookman Old Style" w:cs="Arial"/>
+          <w:color w:val="000000"/>
+        </w:rPr>
+        <w:t xml:space="preserve"> </w:t>
       </w:r>
     </w:p>
     <w:p>
@@ -1194,62 +1182,62 @@
           <w:rFonts w:ascii="Bookman Old Style" w:hAnsi="Bookman Old Style" w:cs="Arial"/>
           <w:color w:val="000000"/>
         </w:rPr>
-        <w:t xml:space="preserve">  </w:t>
-      </w:r>
-      <w:r>
-        <w:rPr>
-          <w:rFonts w:ascii="Bookman Old Style" w:hAnsi="Bookman Old Style" w:cs="Arial"/>
-          <w:color w:val="000000"/>
-        </w:rPr>
-        <w:tab/>
-      </w:r>
-      <w:r>
-        <w:rPr>
-          <w:rFonts w:ascii="Bookman Old Style" w:hAnsi="Bookman Old Style" w:cs="Arial"/>
-          <w:color w:val="000000"/>
-        </w:rPr>
-        <w:tab/>
-        <w:t xml:space="preserve">             </w:t>
-      </w:r>
-      <w:r>
-        <w:rPr>
-          <w:rFonts w:ascii="Bookman Old Style" w:hAnsi="Bookman Old Style" w:cs="Arial"/>
-          <w:color w:val="000000"/>
-        </w:rPr>
-        <w:tab/>
-        <w:t xml:space="preserve">  </w:t>
-      </w:r>
-      <w:r>
-        <w:rPr>
-          <w:rFonts w:ascii="Bookman Old Style" w:hAnsi="Bookman Old Style" w:cs="Arial"/>
-          <w:color w:val="000000"/>
-          <w:lang w:val="sv-SE"/>
-        </w:rPr>
-        <w:t xml:space="preserve">Kecamatan </w:t>
-      </w:r>
-      <w:r>
-        <w:rPr>
-          <w:rFonts w:ascii="Bookman Old Style" w:hAnsi="Bookman Old Style" w:cs="Arial"/>
-          <w:color w:val="000000"/>
-          <w:lang w:val="sv-SE"/>
-        </w:rPr>
-        <w:t xml:space="preserve">Gegerbitung </w:t>
-      </w:r>
-      <w:r>
-        <w:rPr>
-          <w:rFonts w:ascii="Bookman Old Style" w:hAnsi="Bookman Old Style" w:cs="Arial"/>
-          <w:color w:val="000000"/>
-          <w:lang w:val="sv-SE"/>
-        </w:rPr>
-        <w:t xml:space="preserve">Kabupaten </w:t>
-      </w:r>
-      <w:r>
-        <w:rPr>
-          <w:rFonts w:ascii="Bookman Old Style" w:hAnsi="Bookman Old Style" w:cs="Arial"/>
-          <w:color w:val="000000"/>
-          <w:lang w:val="sv-SE"/>
-        </w:rPr>
-        <w:t>Sukabumi</w:t>
+        <w:t xml:space="preserve"> </w:t>
+      </w:r>
+      <w:r>
+        <w:rPr>
+          <w:rFonts w:ascii="Bookman Old Style" w:hAnsi="Bookman Old Style" w:cs="Arial"/>
+          <w:color w:val="000000"/>
+        </w:rPr>
+        <w:tab/>
+      </w:r>
+      <w:r>
+        <w:rPr>
+          <w:rFonts w:ascii="Bookman Old Style" w:hAnsi="Bookman Old Style" w:cs="Arial"/>
+          <w:color w:val="000000"/>
+        </w:rPr>
+        <w:tab/>
+        <w:t xml:space="preserve"> </w:t>
+      </w:r>
+      <w:r>
+        <w:rPr>
+          <w:rFonts w:ascii="Bookman Old Style" w:hAnsi="Bookman Old Style" w:cs="Arial"/>
+          <w:color w:val="000000"/>
+        </w:rPr>
+        <w:tab/>
+        <w:t xml:space="preserve"> </w:t>
+      </w:r>
+      <w:r>
+        <w:rPr>
+          <w:rFonts w:ascii="Bookman Old Style" w:hAnsi="Bookman Old Style" w:cs="Arial"/>
+          <w:color w:val="000000"/>
+          <w:lang w:val="sv-SE"/>
+        </w:rPr>
+        <w:t xml:space="preserve"> </w:t>
+      </w:r>
+      <w:r>
+        <w:rPr>
+          <w:rFonts w:ascii="Bookman Old Style" w:hAnsi="Bookman Old Style" w:cs="Arial"/>
+          <w:color w:val="000000"/>
+          <w:lang w:val="sv-SE"/>
+        </w:rPr>
+        <w:t xml:space="preserve"> </w:t>
+      </w:r>
+      <w:r>
+        <w:rPr>
+          <w:rFonts w:ascii="Bookman Old Style" w:hAnsi="Bookman Old Style" w:cs="Arial"/>
+          <w:color w:val="000000"/>
+          <w:lang w:val="sv-SE"/>
+        </w:rPr>
+        <w:t xml:space="preserve"> </w:t>
+      </w:r>
+      <w:r>
+        <w:rPr>
+          <w:rFonts w:ascii="Bookman Old Style" w:hAnsi="Bookman Old Style" w:cs="Arial"/>
+          <w:color w:val="000000"/>
+          <w:lang w:val="sv-SE"/>
+        </w:rPr>
+        <w:t> </w:t>
       </w:r>
     </w:p>
     <w:bookmarkEnd w:id="0"/>
@@ -1344,31 +1332,31 @@
           <w:b/>
           <w:color w:val="000000"/>
         </w:rPr>
-        <w:t>USAHA PERTANIAN</w:t>
-      </w:r>
-      <w:r>
-        <w:rPr>
-          <w:rFonts w:ascii="Bookman Old Style" w:hAnsi="Bookman Old Style" w:cs="Arial"/>
-          <w:b/>
-          <w:color w:val="000000"/>
-        </w:rPr>
-        <w:t xml:space="preserve"> PADI </w:t>
-      </w:r>
-      <w:r>
-        <w:rPr>
-          <w:rFonts w:ascii="Bookman Old Style" w:hAnsi="Bookman Old Style" w:cs="Arial"/>
-          <w:b/>
-          <w:color w:val="000000"/>
-        </w:rPr>
-        <w:t xml:space="preserve"> DAN HORTIKULTURA </w:t>
-      </w:r>
-      <w:r>
-        <w:rPr>
-          <w:rFonts w:ascii="Bookman Old Style" w:hAnsi="Bookman Old Style" w:cs="Arial"/>
-          <w:b/>
-          <w:color w:val="000000"/>
-        </w:rPr>
-        <w:t>===========</w:t>
+        <w:t>${JENIS_USAHA}</w:t>
+      </w:r>
+      <w:r>
+        <w:rPr>
+          <w:rFonts w:ascii="Bookman Old Style" w:hAnsi="Bookman Old Style" w:cs="Arial"/>
+          <w:b/>
+          <w:color w:val="000000"/>
+        </w:rPr>
+        <w:t xml:space="preserve"> </w:t>
+      </w:r>
+      <w:r>
+        <w:rPr>
+          <w:rFonts w:ascii="Bookman Old Style" w:hAnsi="Bookman Old Style" w:cs="Arial"/>
+          <w:b/>
+          <w:color w:val="000000"/>
+        </w:rPr>
+        <w:t xml:space="preserve"> </w:t>
+      </w:r>
+      <w:r>
+        <w:rPr>
+          <w:rFonts w:ascii="Bookman Old Style" w:hAnsi="Bookman Old Style" w:cs="Arial"/>
+          <w:b/>
+          <w:color w:val="000000"/>
+        </w:rPr>
+        <w:t> </w:t>
       </w:r>
       <w:r>
         <w:rPr>
@@ -1424,7 +1412,7 @@
           <w:color w:val="000000"/>
           <w:lang w:val="fi-FI"/>
         </w:rPr>
-        <w:t>30</w:t>
+        <w:t>${PENGALAMAN_USAHA}</w:t>
       </w:r>
       <w:r>
         <w:rPr>
@@ -1440,7 +1428,7 @@
           <w:color w:val="000000"/>
           <w:lang w:val="fi-FI"/>
         </w:rPr>
-        <w:t>Tahun</w:t>
+        <w:t> </w:t>
       </w:r>
     </w:p>
     <w:p>
@@ -1488,28 +1476,28 @@
           <w:color w:val="000000"/>
           <w:lang w:val="sv-SE"/>
         </w:rPr>
-        <w:t xml:space="preserve">Kp. </w:t>
-      </w:r>
-      <w:r>
-        <w:rPr>
-          <w:rFonts w:ascii="Bookman Old Style" w:hAnsi="Bookman Old Style" w:cs="Arial"/>
-          <w:color w:val="000000"/>
-          <w:lang w:val="sv-SE"/>
-        </w:rPr>
-        <w:t xml:space="preserve">Caringin    </w:t>
-      </w:r>
-      <w:r>
-        <w:rPr>
-          <w:rFonts w:ascii="Bookman Old Style" w:hAnsi="Bookman Old Style" w:cs="Arial"/>
-        </w:rPr>
-        <w:t xml:space="preserve">RT.020 Rw 006 </w:t>
-      </w:r>
-      <w:r>
-        <w:rPr>
-          <w:rFonts w:ascii="Bookman Old Style" w:hAnsi="Bookman Old Style" w:cs="Arial"/>
-          <w:color w:val="000000"/>
-        </w:rPr>
-        <w:t>Desa Caringin</w:t>
+        <w:t xml:space="preserve">${LOKASI_USAHA}</w:t>
+      </w:r>
+      <w:r>
+        <w:rPr>
+          <w:rFonts w:ascii="Bookman Old Style" w:hAnsi="Bookman Old Style" w:cs="Arial"/>
+          <w:color w:val="000000"/>
+          <w:lang w:val="sv-SE"/>
+        </w:rPr>
+        <w:t xml:space="preserve"> </w:t>
+      </w:r>
+      <w:r>
+        <w:rPr>
+          <w:rFonts w:ascii="Bookman Old Style" w:hAnsi="Bookman Old Style" w:cs="Arial"/>
+        </w:rPr>
+        <w:t xml:space="preserve"> </w:t>
+      </w:r>
+      <w:r>
+        <w:rPr>
+          <w:rFonts w:ascii="Bookman Old Style" w:hAnsi="Bookman Old Style" w:cs="Arial"/>
+          <w:color w:val="000000"/>
+        </w:rPr>
+        <w:t> </w:t>
       </w:r>
     </w:p>
     <w:p>
@@ -1528,54 +1516,54 @@
           <w:rFonts w:ascii="Bookman Old Style" w:hAnsi="Bookman Old Style" w:cs="Arial"/>
           <w:color w:val="000000"/>
         </w:rPr>
-        <w:t xml:space="preserve">  </w:t>
-      </w:r>
-      <w:r>
-        <w:rPr>
-          <w:rFonts w:ascii="Bookman Old Style" w:hAnsi="Bookman Old Style" w:cs="Arial"/>
-          <w:color w:val="000000"/>
-        </w:rPr>
-        <w:tab/>
-      </w:r>
-      <w:r>
-        <w:rPr>
-          <w:rFonts w:ascii="Bookman Old Style" w:hAnsi="Bookman Old Style" w:cs="Arial"/>
-          <w:color w:val="000000"/>
-        </w:rPr>
-        <w:tab/>
-        <w:t xml:space="preserve">             </w:t>
-      </w:r>
-      <w:r>
-        <w:rPr>
-          <w:rFonts w:ascii="Bookman Old Style" w:hAnsi="Bookman Old Style" w:cs="Arial"/>
-          <w:color w:val="000000"/>
-        </w:rPr>
-        <w:tab/>
-        <w:t xml:space="preserve">   </w:t>
-      </w:r>
-      <w:r>
-        <w:rPr>
-          <w:rFonts w:ascii="Bookman Old Style" w:hAnsi="Bookman Old Style" w:cs="Arial"/>
-          <w:color w:val="000000"/>
-          <w:lang w:val="sv-SE"/>
-        </w:rPr>
-        <w:t xml:space="preserve">Kecamatan </w:t>
-      </w:r>
-      <w:r>
-        <w:rPr>
-          <w:rFonts w:ascii="Bookman Old Style" w:hAnsi="Bookman Old Style" w:cs="Arial"/>
-          <w:color w:val="000000"/>
-          <w:lang w:val="sv-SE"/>
-        </w:rPr>
-        <w:t xml:space="preserve">Gegerbitung </w:t>
-      </w:r>
-      <w:r>
-        <w:rPr>
-          <w:rFonts w:ascii="Bookman Old Style" w:hAnsi="Bookman Old Style" w:cs="Arial"/>
-          <w:color w:val="000000"/>
-          <w:lang w:val="sv-SE"/>
-        </w:rPr>
-        <w:t>Kabupaten Sukabumi</w:t>
+        <w:t xml:space="preserve"> </w:t>
+      </w:r>
+      <w:r>
+        <w:rPr>
+          <w:rFonts w:ascii="Bookman Old Style" w:hAnsi="Bookman Old Style" w:cs="Arial"/>
+          <w:color w:val="000000"/>
+        </w:rPr>
+        <w:tab/>
+      </w:r>
+      <w:r>
+        <w:rPr>
+          <w:rFonts w:ascii="Bookman Old Style" w:hAnsi="Bookman Old Style" w:cs="Arial"/>
+          <w:color w:val="000000"/>
+        </w:rPr>
+        <w:tab/>
+        <w:t xml:space="preserve"> </w:t>
+      </w:r>
+      <w:r>
+        <w:rPr>
+          <w:rFonts w:ascii="Bookman Old Style" w:hAnsi="Bookman Old Style" w:cs="Arial"/>
+          <w:color w:val="000000"/>
+        </w:rPr>
+        <w:tab/>
+        <w:t xml:space="preserve"> </w:t>
+      </w:r>
+      <w:r>
+        <w:rPr>
+          <w:rFonts w:ascii="Bookman Old Style" w:hAnsi="Bookman Old Style" w:cs="Arial"/>
+          <w:color w:val="000000"/>
+          <w:lang w:val="sv-SE"/>
+        </w:rPr>
+        <w:t xml:space="preserve"> </w:t>
+      </w:r>
+      <w:r>
+        <w:rPr>
+          <w:rFonts w:ascii="Bookman Old Style" w:hAnsi="Bookman Old Style" w:cs="Arial"/>
+          <w:color w:val="000000"/>
+          <w:lang w:val="sv-SE"/>
+        </w:rPr>
+        <w:t xml:space="preserve"> </w:t>
+      </w:r>
+      <w:r>
+        <w:rPr>
+          <w:rFonts w:ascii="Bookman Old Style" w:hAnsi="Bookman Old Style" w:cs="Arial"/>
+          <w:color w:val="000000"/>
+          <w:lang w:val="sv-SE"/>
+        </w:rPr>
+        <w:t> </w:t>
       </w:r>
     </w:p>
     <w:bookmarkEnd w:id="1"/>
@@ -1695,19 +1683,19 @@
               <w:rPr>
                 <w:rFonts w:ascii="Bookman Old Style" w:hAnsi="Bookman Old Style" w:cs="Arial"/>
               </w:rPr>
-              <w:t>1</w:t>
+              <w:t> </w:t>
             </w:r>
             <w:r>
               <w:rPr>
                 <w:rFonts w:ascii="Bookman Old Style" w:hAnsi="Bookman Old Style" w:cs="Arial"/>
               </w:rPr>
-              <w:t>3</w:t>
+              <w:t> </w:t>
             </w:r>
             <w:r>
               <w:rPr>
                 <w:rFonts w:ascii="Bookman Old Style" w:hAnsi="Bookman Old Style" w:cs="Arial"/>
               </w:rPr>
-              <w:t xml:space="preserve"> Mei 2026</w:t>
+              <w:t xml:space="preserve">${TANGGAL_SEKARANG}</w:t>
             </w:r>
             <w:r>
               <w:rPr>
@@ -1838,7 +1826,7 @@
                 <w:u w:val="single"/>
                 <w:lang w:val="sv-SE"/>
               </w:rPr>
-              <w:t xml:space="preserve">EMAN HERMANSYAH,SE </w:t>
+              <w:t xml:space="preserve">${KEPALA_DESA} </w:t>
             </w:r>
           </w:p>
           <w:p>
@@ -2103,7 +2091,7 @@
           <w:sz w:val="28"/>
           <w:szCs w:val="20"/>
         </w:rPr>
-        <w:pict>
+        <w:pict w14:anchorId="504AD9AE">
           <v:shape id="Picture 2" o:spid="_x0000_s1030" type="#_x0000_t75" alt="Description: http://media1.picsearch.com/is?G5bJSVrWbLEcHRKz3ZBLzAdDLDi2WFJBBa-oZecA0cU&amp;height=157" style="position:absolute;left:0;text-align:left;margin-left:213.3pt;margin-top:.9pt;width:73.85pt;height:73.8pt;z-index:251655168;visibility:visible">
             <v:imagedata r:id="rId7" o:title="is?G5bJSVrWbLEcHRKz3ZBLzAdDLDi2WFJBBa-oZecA0cU&amp;height=157"/>
           </v:shape>
@@ -2264,15 +2252,15 @@
           <w:b/>
           <w:color w:val="000000"/>
         </w:rPr>
-        <w:t xml:space="preserve">                                            Nomor: 474.1 /     / </w:t>
-      </w:r>
-      <w:r>
-        <w:rPr>
-          <w:rFonts w:ascii="Arial" w:hAnsi="Arial" w:cs="Arial"/>
-          <w:b/>
-          <w:color w:val="000000"/>
-        </w:rPr>
-        <w:t>V / 2016</w:t>
+        <w:t xml:space="preserve">                                            Nomor: ${NOMOR_SURAT}</w:t>
+      </w:r>
+      <w:r>
+        <w:rPr>
+          <w:rFonts w:ascii="Arial" w:hAnsi="Arial" w:cs="Arial"/>
+          <w:b/>
+          <w:color w:val="000000"/>
+        </w:rPr>
+        <w:t> </w:t>
       </w:r>
     </w:p>
     <w:p>
@@ -2370,7 +2358,7 @@
           <w:b/>
           <w:lang w:val="sv-SE"/>
         </w:rPr>
-        <w:t>NANANG SUARNA</w:t>
+        <w:t>${KEPALA_DESA}</w:t>
       </w:r>
     </w:p>
     <w:p>
@@ -2509,7 +2497,15 @@
           <w:b/>
           <w:lang w:val="fi-FI"/>
         </w:rPr>
-        <w:t xml:space="preserve">FIRMAN </w:t>
+        <w:t>${NAMA_LENGKAP}</w:t>
+      </w:r>
+      <w:r>
+        <w:rPr>
+          <w:rFonts w:ascii="Arial" w:hAnsi="Arial" w:cs="Arial"/>
+          <w:b/>
+          <w:lang w:val="fi-FI"/>
+        </w:rPr>
+        <w:t xml:space="preserve"> </w:t>
       </w:r>
     </w:p>
     <w:p>
@@ -2546,7 +2542,15 @@
           <w:lang w:val="fi-FI"/>
         </w:rPr>
         <w:tab/>
-        <w:t>: 3202400702790003</w:t>
+        <w:t xml:space="preserve">: </w:t>
+      </w:r>
+      <w:r>
+        <w:rPr>
+          <w:rFonts w:ascii="Arial" w:hAnsi="Arial" w:cs="Arial"/>
+          <w:b/>
+          <w:lang w:val="fi-FI"/>
+        </w:rPr>
+        <w:t>${NIK}</w:t>
       </w:r>
     </w:p>
     <w:p>
@@ -2591,7 +2595,7 @@
           <w:b/>
           <w:lang w:val="fi-FI"/>
         </w:rPr>
-        <w:t xml:space="preserve">Laki- Laki </w:t>
+        <w:t xml:space="preserve">${JENIS_KELAMIN} </w:t>
       </w:r>
     </w:p>
     <w:p>
@@ -2636,7 +2640,15 @@
           <w:b/>
           <w:lang w:val="fi-FI"/>
         </w:rPr>
-        <w:t xml:space="preserve"> Sukabumi, 07-02-1976</w:t>
+        <w:t xml:space="preserve"> </w:t>
+      </w:r>
+      <w:r>
+        <w:rPr>
+          <w:rFonts w:ascii="Arial" w:hAnsi="Arial" w:cs="Arial"/>
+          <w:b/>
+          <w:lang w:val="fi-FI"/>
+        </w:rPr>
+        <w:t>${TTL}</w:t>
       </w:r>
     </w:p>
     <w:p>
@@ -2715,15 +2727,15 @@
           <w:b/>
           <w:lang w:val="sv-SE"/>
         </w:rPr>
-        <w:t>K</w:t>
-      </w:r>
-      <w:r>
-        <w:rPr>
-          <w:rFonts w:ascii="Arial" w:hAnsi="Arial" w:cs="Arial"/>
-          <w:b/>
-          <w:lang w:val="sv-SE"/>
-        </w:rPr>
-        <w:t xml:space="preserve">awin </w:t>
+        <w:t>${STATUS_PERKAWINAN}</w:t>
+      </w:r>
+      <w:r>
+        <w:rPr>
+          <w:rFonts w:ascii="Arial" w:hAnsi="Arial" w:cs="Arial"/>
+          <w:b/>
+          <w:lang w:val="sv-SE"/>
+        </w:rPr>
+        <w:t xml:space="preserve"> </w:t>
       </w:r>
     </w:p>
     <w:p>
@@ -2766,7 +2778,7 @@
           <w:b/>
           <w:lang w:val="sv-SE"/>
         </w:rPr>
-        <w:t>Islam</w:t>
+        <w:t>${AGAMA}</w:t>
       </w:r>
     </w:p>
     <w:p>
@@ -2809,7 +2821,7 @@
           <w:b/>
           <w:lang w:val="sv-SE"/>
         </w:rPr>
-        <w:t xml:space="preserve">Sopir </w:t>
+        <w:t xml:space="preserve">${PEKERJAAN} </w:t>
       </w:r>
     </w:p>
     <w:p>
@@ -2859,40 +2871,40 @@
           <w:color w:val="000000"/>
           <w:lang w:val="sv-SE"/>
         </w:rPr>
-        <w:t>Kp</w:t>
-      </w:r>
-      <w:r>
-        <w:rPr>
-          <w:rFonts w:ascii="Arial" w:hAnsi="Arial" w:cs="Arial"/>
-          <w:b/>
-          <w:color w:val="000000"/>
-          <w:lang w:val="sv-SE"/>
-        </w:rPr>
-        <w:t xml:space="preserve">.Kawungluwuk </w:t>
-      </w:r>
-      <w:r>
-        <w:rPr>
-          <w:rFonts w:ascii="Arial" w:hAnsi="Arial" w:cs="Arial"/>
-          <w:b/>
-          <w:color w:val="000000"/>
-        </w:rPr>
-        <w:t>Rt</w:t>
-      </w:r>
-      <w:r>
-        <w:rPr>
-          <w:rFonts w:ascii="Arial" w:hAnsi="Arial" w:cs="Arial"/>
-          <w:b/>
-          <w:color w:val="000000"/>
-        </w:rPr>
-        <w:t xml:space="preserve">.012     Rw. 004  </w:t>
-      </w:r>
-      <w:r>
-        <w:rPr>
-          <w:rFonts w:ascii="Arial" w:hAnsi="Arial" w:cs="Arial"/>
-          <w:b/>
-          <w:color w:val="000000"/>
-        </w:rPr>
-        <w:t>Desa Caringin</w:t>
+        <w:t>${ALAMAT_LENGKAP}</w:t>
+      </w:r>
+      <w:r>
+        <w:rPr>
+          <w:rFonts w:ascii="Arial" w:hAnsi="Arial" w:cs="Arial"/>
+          <w:b/>
+          <w:color w:val="000000"/>
+          <w:lang w:val="sv-SE"/>
+        </w:rPr>
+        <w:t xml:space="preserve"> </w:t>
+      </w:r>
+      <w:r>
+        <w:rPr>
+          <w:rFonts w:ascii="Arial" w:hAnsi="Arial" w:cs="Arial"/>
+          <w:b/>
+          <w:color w:val="000000"/>
+        </w:rPr>
+        <w:t> </w:t>
+      </w:r>
+      <w:r>
+        <w:rPr>
+          <w:rFonts w:ascii="Arial" w:hAnsi="Arial" w:cs="Arial"/>
+          <w:b/>
+          <w:color w:val="000000"/>
+        </w:rPr>
+        <w:t xml:space="preserve"> </w:t>
+      </w:r>
+      <w:r>
+        <w:rPr>
+          <w:rFonts w:ascii="Arial" w:hAnsi="Arial" w:cs="Arial"/>
+          <w:b/>
+          <w:color w:val="000000"/>
+        </w:rPr>
+        <w:t> </w:t>
       </w:r>
     </w:p>
     <w:p>
@@ -2912,31 +2924,31 @@
           <w:rFonts w:ascii="Arial" w:hAnsi="Arial" w:cs="Arial"/>
           <w:color w:val="000000"/>
         </w:rPr>
-        <w:t xml:space="preserve">  </w:t>
-      </w:r>
-      <w:r>
-        <w:rPr>
-          <w:rFonts w:ascii="Arial" w:hAnsi="Arial" w:cs="Arial"/>
-          <w:color w:val="000000"/>
-        </w:rPr>
-        <w:tab/>
-      </w:r>
-      <w:r>
-        <w:rPr>
-          <w:rFonts w:ascii="Arial" w:hAnsi="Arial" w:cs="Arial"/>
-          <w:color w:val="000000"/>
-        </w:rPr>
-        <w:tab/>
-        <w:t xml:space="preserve">             </w:t>
-      </w:r>
-      <w:r>
-        <w:rPr>
-          <w:rFonts w:ascii="Arial" w:hAnsi="Arial" w:cs="Arial"/>
-          <w:b/>
-          <w:color w:val="000000"/>
-          <w:lang w:val="sv-SE"/>
-        </w:rPr>
-        <w:t>Kecamatan Gegerbitung Kabupaten Sukabumi.</w:t>
+        <w:t xml:space="preserve"> </w:t>
+      </w:r>
+      <w:r>
+        <w:rPr>
+          <w:rFonts w:ascii="Arial" w:hAnsi="Arial" w:cs="Arial"/>
+          <w:color w:val="000000"/>
+        </w:rPr>
+        <w:tab/>
+      </w:r>
+      <w:r>
+        <w:rPr>
+          <w:rFonts w:ascii="Arial" w:hAnsi="Arial" w:cs="Arial"/>
+          <w:color w:val="000000"/>
+        </w:rPr>
+        <w:tab/>
+        <w:t xml:space="preserve"> </w:t>
+      </w:r>
+      <w:r>
+        <w:rPr>
+          <w:rFonts w:ascii="Arial" w:hAnsi="Arial" w:cs="Arial"/>
+          <w:b/>
+          <w:color w:val="000000"/>
+          <w:lang w:val="sv-SE"/>
+        </w:rPr>
+        <w:t> </w:t>
       </w:r>
     </w:p>
     <w:p>
@@ -3010,7 +3022,7 @@
           <w:lang w:val="sv-SE"/>
         </w:rPr>
         <w:tab/>
-        <w:t xml:space="preserve">: PSKGf5d67005 </w:t>
+        <w:t xml:space="preserve">: ${NO_KKS} </w:t>
       </w:r>
     </w:p>
     <w:p>
@@ -3050,7 +3062,16 @@
           <w:lang w:val="sv-SE"/>
         </w:rPr>
         <w:tab/>
-        <w:t xml:space="preserve"> :FIRMAN</w:t>
+        <w:t xml:space="preserve"> :</w:t>
+      </w:r>
+      <w:r>
+        <w:rPr>
+          <w:rFonts w:ascii="Arial" w:hAnsi="Arial" w:cs="Arial"/>
+          <w:b/>
+          <w:i/>
+          <w:lang w:val="sv-SE"/>
+        </w:rPr>
+        <w:t>${NAMA_LENGKAP}</w:t>
       </w:r>
       <w:r>
         <w:rPr>
@@ -3070,7 +3091,7 @@
           <w:lang w:val="sv-SE"/>
         </w:rPr>
         <w:tab/>
-        <w:t xml:space="preserve">: Kp. Kawungluwuk Rt 012 Rw 004 Desa caringin </w:t>
+        <w:t xml:space="preserve">: ${ALAMAT_LENGKAP} </w:t>
       </w:r>
     </w:p>
     <w:p>
@@ -3208,7 +3229,7 @@
                 <w:rFonts w:ascii="Arial" w:hAnsi="Arial" w:cs="Arial"/>
                 <w:b/>
               </w:rPr>
-              <w:t xml:space="preserve">23  Mei  2016 </w:t>
+              <w:t xml:space="preserve">${TANGGAL_SEKARANG} </w:t>
             </w:r>
           </w:p>
         </w:tc>
@@ -3285,12 +3306,6 @@
               <w:gridCol w:w="8532"/>
             </w:tblGrid>
             <w:tr>
-              <w:tblPrEx>
-                <w:tblCellMar>
-                  <w:top w:w="0" w:type="dxa"/>
-                  <w:bottom w:w="0" w:type="dxa"/>
-                </w:tblCellMar>
-              </w:tblPrEx>
               <w:tc>
                 <w:tcPr>
                   <w:tcW w:w="1728" w:type="dxa"/>
@@ -3307,7 +3322,7 @@
                     <w:rPr>
                       <w:noProof/>
                     </w:rPr>
-                    <w:pict>
+                    <w:pict w14:anchorId="628DCCB0">
                       <v:shape id="Picture 4" o:spid="_x0000_s1032" type="#_x0000_t75" alt="Description: index" style="position:absolute;margin-left:16.85pt;margin-top:26.55pt;width:65.4pt;height:80.25pt;z-index:251657216;visibility:visible">
                         <v:imagedata r:id="rId6" o:title="index"/>
                       </v:shape>
@@ -3448,7 +3463,7 @@
               <w:rPr>
                 <w:color w:val="000000"/>
               </w:rPr>
-              <w:pict>
+              <w:pict w14:anchorId="74F26C07">
                 <v:line id="Line 3" o:spid="_x0000_s1031" style="position:absolute;left:0;text-align:left;z-index:251656192;mso-position-horizontal-relative:text;mso-position-vertical-relative:text" from="-1.6pt,5.4pt" to="474.15pt,5.4pt" strokeweight="3pt"/>
               </w:pict>
             </w:r>
@@ -3515,14 +3530,14 @@
                 <w:b/>
                 <w:lang w:val="en-ID"/>
               </w:rPr>
-              <w:t xml:space="preserve">Nomor: 478.1/ </w:t>
+              <w:t xml:space="preserve">Nomor: ${NOMOR_SURAT}</w:t>
             </w:r>
             <w:r>
               <w:rPr>
                 <w:rFonts w:ascii="Arial" w:hAnsi="Arial" w:cs="Arial"/>
                 <w:b/>
               </w:rPr>
-              <w:t xml:space="preserve">   </w:t>
+              <w:t xml:space="preserve"> </w:t>
             </w:r>
             <w:r>
               <w:rPr>
@@ -3530,21 +3545,21 @@
                 <w:b/>
                 <w:lang w:val="en-ID"/>
               </w:rPr>
-              <w:t xml:space="preserve">  / </w:t>
+              <w:t xml:space="preserve"> </w:t>
             </w:r>
             <w:r>
               <w:rPr>
                 <w:rFonts w:ascii="Arial" w:hAnsi="Arial" w:cs="Arial"/>
                 <w:b/>
               </w:rPr>
-              <w:t>X</w:t>
+              <w:t> </w:t>
             </w:r>
             <w:r>
               <w:rPr>
                 <w:rFonts w:ascii="Arial" w:hAnsi="Arial" w:cs="Arial"/>
                 <w:b/>
               </w:rPr>
-              <w:t xml:space="preserve"> / </w:t>
+              <w:t xml:space="preserve"> </w:t>
             </w:r>
             <w:r>
               <w:rPr>
@@ -3552,14 +3567,14 @@
                 <w:b/>
                 <w:lang w:val="en-ID"/>
               </w:rPr>
-              <w:t>201</w:t>
+              <w:t> </w:t>
             </w:r>
             <w:r>
               <w:rPr>
                 <w:rFonts w:ascii="Arial" w:hAnsi="Arial" w:cs="Arial"/>
                 <w:b/>
               </w:rPr>
-              <w:t>9</w:t>
+              <w:t> </w:t>
             </w:r>
           </w:p>
           <w:p>
@@ -3682,7 +3697,7 @@
           <w:rFonts w:ascii="Arial" w:hAnsi="Arial" w:cs="Arial"/>
           <w:b/>
         </w:rPr>
-        <w:t>DADUN</w:t>
+        <w:t>${NAMA_LENGKAP}</w:t>
       </w:r>
       <w:r>
         <w:rPr>
@@ -3738,7 +3753,7 @@
         <w:rPr>
           <w:rFonts w:ascii="Arial" w:hAnsi="Arial" w:cs="Arial"/>
         </w:rPr>
-        <w:t>3202402803730007</w:t>
+        <w:t>${NIK}</w:t>
       </w:r>
       <w:r>
         <w:rPr>
@@ -3787,7 +3802,7 @@
           <w:b/>
           <w:lang w:val="fi-FI"/>
         </w:rPr>
-        <w:t>Laki- Laki</w:t>
+        <w:t>${JENIS_KELAMIN}</w:t>
       </w:r>
     </w:p>
     <w:p>
@@ -3832,7 +3847,7 @@
           <w:b/>
           <w:lang w:val="fi-FI"/>
         </w:rPr>
-        <w:t>Cianjur, 28-03-1973</w:t>
+        <w:t>${TTL}</w:t>
       </w:r>
     </w:p>
     <w:p>
@@ -3903,7 +3918,7 @@
           <w:lang w:val="sv-SE"/>
         </w:rPr>
         <w:tab/>
-        <w:t xml:space="preserve">: Kawin </w:t>
+        <w:t xml:space="preserve">: ${STATUS_PERKAWINAN} </w:t>
       </w:r>
     </w:p>
     <w:p>
@@ -3945,7 +3960,7 @@
           <w:b/>
           <w:lang w:val="sv-SE"/>
         </w:rPr>
-        <w:t>: Islam</w:t>
+        <w:t>: ${AGAMA}</w:t>
       </w:r>
     </w:p>
     <w:p>
@@ -4003,7 +4018,7 @@
           <w:b/>
           <w:lang w:val="sv-SE"/>
         </w:rPr>
-        <w:t xml:space="preserve">Buruh harian lepas </w:t>
+        <w:t xml:space="preserve">${PEKERJAAN} </w:t>
       </w:r>
     </w:p>
     <w:p>
@@ -4060,16 +4075,7 @@
           <w:color w:val="000000"/>
           <w:lang w:val="sv-SE"/>
         </w:rPr>
-        <w:t xml:space="preserve">Kp. </w:t>
-      </w:r>
-      <w:r>
-        <w:rPr>
-          <w:rFonts w:ascii="Arial" w:hAnsi="Arial" w:cs="Arial"/>
-          <w:b/>
-          <w:color w:val="000000"/>
-          <w:lang w:val="sv-SE"/>
-        </w:rPr>
-        <w:t xml:space="preserve">Cigobag </w:t>
+        <w:t xml:space="preserve">${ALAMAT_LENGKAP}</w:t>
       </w:r>
       <w:r>
         <w:rPr>
@@ -4085,56 +4091,65 @@
           <w:rFonts w:ascii="Arial" w:hAnsi="Arial" w:cs="Arial"/>
           <w:b/>
           <w:color w:val="000000"/>
-        </w:rPr>
-        <w:t>Rt.0</w:t>
-      </w:r>
-      <w:r>
-        <w:rPr>
-          <w:rFonts w:ascii="Arial" w:hAnsi="Arial" w:cs="Arial"/>
-          <w:b/>
-          <w:color w:val="000000"/>
-        </w:rPr>
-        <w:t>2</w:t>
-      </w:r>
-      <w:r>
-        <w:rPr>
-          <w:rFonts w:ascii="Arial" w:hAnsi="Arial" w:cs="Arial"/>
-          <w:b/>
-          <w:color w:val="000000"/>
-        </w:rPr>
-        <w:t>8</w:t>
-      </w:r>
-      <w:r>
-        <w:rPr>
-          <w:rFonts w:ascii="Arial" w:hAnsi="Arial" w:cs="Arial"/>
-          <w:b/>
-          <w:color w:val="000000"/>
-        </w:rPr>
-        <w:t xml:space="preserve">    </w:t>
-      </w:r>
-      <w:r>
-        <w:rPr>
-          <w:rFonts w:ascii="Arial" w:hAnsi="Arial" w:cs="Arial"/>
-          <w:b/>
-          <w:color w:val="000000"/>
-        </w:rPr>
-        <w:t>Rw. 00</w:t>
-      </w:r>
-      <w:r>
-        <w:rPr>
-          <w:rFonts w:ascii="Arial" w:hAnsi="Arial" w:cs="Arial"/>
-          <w:b/>
-          <w:color w:val="000000"/>
-        </w:rPr>
-        <w:t xml:space="preserve">8 </w:t>
-      </w:r>
-      <w:r>
-        <w:rPr>
-          <w:rFonts w:ascii="Arial" w:hAnsi="Arial" w:cs="Arial"/>
-          <w:b/>
-          <w:color w:val="000000"/>
-        </w:rPr>
-        <w:t>Desa Caringin</w:t>
+          <w:lang w:val="sv-SE"/>
+        </w:rPr>
+        <w:t xml:space="preserve"> </w:t>
+      </w:r>
+      <w:r>
+        <w:rPr>
+          <w:rFonts w:ascii="Arial" w:hAnsi="Arial" w:cs="Arial"/>
+          <w:b/>
+          <w:color w:val="000000"/>
+        </w:rPr>
+        <w:t> </w:t>
+      </w:r>
+      <w:r>
+        <w:rPr>
+          <w:rFonts w:ascii="Arial" w:hAnsi="Arial" w:cs="Arial"/>
+          <w:b/>
+          <w:color w:val="000000"/>
+        </w:rPr>
+        <w:t> </w:t>
+      </w:r>
+      <w:r>
+        <w:rPr>
+          <w:rFonts w:ascii="Arial" w:hAnsi="Arial" w:cs="Arial"/>
+          <w:b/>
+          <w:color w:val="000000"/>
+        </w:rPr>
+        <w:t> </w:t>
+      </w:r>
+      <w:r>
+        <w:rPr>
+          <w:rFonts w:ascii="Arial" w:hAnsi="Arial" w:cs="Arial"/>
+          <w:b/>
+          <w:color w:val="000000"/>
+        </w:rPr>
+        <w:t xml:space="preserve"> </w:t>
+      </w:r>
+      <w:r>
+        <w:rPr>
+          <w:rFonts w:ascii="Arial" w:hAnsi="Arial" w:cs="Arial"/>
+          <w:b/>
+          <w:color w:val="000000"/>
+        </w:rPr>
+        <w:t> </w:t>
+      </w:r>
+      <w:r>
+        <w:rPr>
+          <w:rFonts w:ascii="Arial" w:hAnsi="Arial" w:cs="Arial"/>
+          <w:b/>
+          <w:color w:val="000000"/>
+        </w:rPr>
+        <w:t xml:space="preserve"> </w:t>
+      </w:r>
+      <w:r>
+        <w:rPr>
+          <w:rFonts w:ascii="Arial" w:hAnsi="Arial" w:cs="Arial"/>
+          <w:b/>
+          <w:color w:val="000000"/>
+        </w:rPr>
+        <w:t> </w:t>
       </w:r>
     </w:p>
     <w:p>
@@ -4154,31 +4169,31 @@
           <w:rFonts w:ascii="Arial" w:hAnsi="Arial" w:cs="Arial"/>
           <w:color w:val="000000"/>
         </w:rPr>
-        <w:t xml:space="preserve">  </w:t>
-      </w:r>
-      <w:r>
-        <w:rPr>
-          <w:rFonts w:ascii="Arial" w:hAnsi="Arial" w:cs="Arial"/>
-          <w:color w:val="000000"/>
-        </w:rPr>
-        <w:tab/>
-      </w:r>
-      <w:r>
-        <w:rPr>
-          <w:rFonts w:ascii="Arial" w:hAnsi="Arial" w:cs="Arial"/>
-          <w:color w:val="000000"/>
-        </w:rPr>
-        <w:tab/>
-        <w:t xml:space="preserve">             </w:t>
-      </w:r>
-      <w:r>
-        <w:rPr>
-          <w:rFonts w:ascii="Arial" w:hAnsi="Arial" w:cs="Arial"/>
-          <w:b/>
-          <w:color w:val="000000"/>
-          <w:lang w:val="sv-SE"/>
-        </w:rPr>
-        <w:t>Kecamatan Gegerbitung Kabupaten Sukabumi.</w:t>
+        <w:t xml:space="preserve"> </w:t>
+      </w:r>
+      <w:r>
+        <w:rPr>
+          <w:rFonts w:ascii="Arial" w:hAnsi="Arial" w:cs="Arial"/>
+          <w:color w:val="000000"/>
+        </w:rPr>
+        <w:tab/>
+      </w:r>
+      <w:r>
+        <w:rPr>
+          <w:rFonts w:ascii="Arial" w:hAnsi="Arial" w:cs="Arial"/>
+          <w:color w:val="000000"/>
+        </w:rPr>
+        <w:tab/>
+        <w:t xml:space="preserve"> </w:t>
+      </w:r>
+      <w:r>
+        <w:rPr>
+          <w:rFonts w:ascii="Arial" w:hAnsi="Arial" w:cs="Arial"/>
+          <w:b/>
+          <w:color w:val="000000"/>
+          <w:lang w:val="sv-SE"/>
+        </w:rPr>
+        <w:t> </w:t>
       </w:r>
     </w:p>
     <w:p>
@@ -4346,7 +4361,7 @@
           <w:rFonts w:ascii="Arial" w:hAnsi="Arial" w:cs="Arial"/>
           <w:noProof/>
         </w:rPr>
-        <w:pict>
+        <w:pict w14:anchorId="13273E8F">
           <v:line id="_x0000_s1033" style="position:absolute;z-index:251658240" from="283.4pt,18.15pt" to="481.4pt,18.15pt" strokeweight="3pt"/>
         </w:pict>
       </w:r>
@@ -4418,14 +4433,14 @@
           <w:rFonts w:ascii="Arial" w:hAnsi="Arial" w:cs="Arial"/>
           <w:lang w:val="sv-SE"/>
         </w:rPr>
-        <w:t xml:space="preserve">14 Oktober </w:t>
-      </w:r>
-      <w:r>
-        <w:rPr>
-          <w:rFonts w:ascii="Arial" w:hAnsi="Arial" w:cs="Arial"/>
-          <w:lang w:val="sv-SE"/>
-        </w:rPr>
-        <w:t xml:space="preserve"> 2019</w:t>
+        <w:t xml:space="preserve">${TANGGAL_SEKARANG}</w:t>
+      </w:r>
+      <w:r>
+        <w:rPr>
+          <w:rFonts w:ascii="Arial" w:hAnsi="Arial" w:cs="Arial"/>
+          <w:lang w:val="sv-SE"/>
+        </w:rPr>
+        <w:t xml:space="preserve"> </w:t>
       </w:r>
     </w:p>
     <w:p>
@@ -4513,7 +4528,7 @@
           <w:b/>
           <w:lang w:val="sv-SE"/>
         </w:rPr>
-        <w:t xml:space="preserve">EMAN HERMANSYAH,SE  </w:t>
+        <w:t xml:space="preserve">${SEKRETARIS_DESA}  </w:t>
       </w:r>
       <w:r>
         <w:rPr>
@@ -4579,12 +4594,6 @@
         <w:gridCol w:w="7641"/>
       </w:tblGrid>
       <w:tr>
-        <w:tblPrEx>
-          <w:tblCellMar>
-            <w:top w:w="0" w:type="dxa"/>
-            <w:bottom w:w="0" w:type="dxa"/>
-          </w:tblCellMar>
-        </w:tblPrEx>
         <w:tc>
           <w:tcPr>
             <w:tcW w:w="1917" w:type="dxa"/>
@@ -4638,12 +4647,6 @@
         </w:tc>
       </w:tr>
       <w:tr>
-        <w:tblPrEx>
-          <w:tblCellMar>
-            <w:top w:w="0" w:type="dxa"/>
-            <w:bottom w:w="0" w:type="dxa"/>
-          </w:tblCellMar>
-        </w:tblPrEx>
         <w:tc>
           <w:tcPr>
             <w:tcW w:w="9828" w:type="dxa"/>
@@ -4668,12 +4671,6 @@
         </w:tc>
       </w:tr>
       <w:tr>
-        <w:tblPrEx>
-          <w:tblCellMar>
-            <w:top w:w="0" w:type="dxa"/>
-            <w:bottom w:w="0" w:type="dxa"/>
-          </w:tblCellMar>
-        </w:tblPrEx>
         <w:tc>
           <w:tcPr>
             <w:tcW w:w="9828" w:type="dxa"/>
@@ -5037,7 +5034,6 @@
     <w:lsdException w:name="Table Web 2" w:semiHidden="1" w:unhideWhenUsed="1"/>
     <w:lsdException w:name="Table Web 3" w:semiHidden="1" w:unhideWhenUsed="1"/>
     <w:lsdException w:name="Balloon Text" w:unhideWhenUsed="1"/>
-    <w:lsdException w:name="Table Grid" w:semiHidden="1" w:unhideWhenUsed="1"/>
     <w:lsdException w:name="Table Theme" w:semiHidden="1" w:unhideWhenUsed="1"/>
     <w:lsdException w:name="Placeholder Text" w:semiHidden="1"/>
     <w:lsdException w:name="No Spacing" w:uiPriority="1" w:qFormat="1"/>
@@ -5359,7 +5355,9 @@
   </w:style>
   <w:style w:type="character" w:default="1" w:styleId="DefaultParagraphFont">
     <w:name w:val="Default Paragraph Font"/>
+    <w:uiPriority w:val="1"/>
     <w:semiHidden/>
+    <w:unhideWhenUsed/>
   </w:style>
   <w:style w:type="table" w:default="1" w:styleId="TableNormal">
     <w:name w:val="Normal Table"/>
